--- a/semester6/DOC_USUARIO.docx
+++ b/semester6/DOC_USUARIO.docx
@@ -3,9 +3,14 @@
 <w:document xmlns:wpc="http://schemas.microsoft.com/office/word/2010/wordprocessingCanvas" xmlns:cx="http://schemas.microsoft.com/office/drawing/2014/chartex" xmlns:cx1="http://schemas.microsoft.com/office/drawing/2015/9/8/chartex" xmlns:cx2="http://schemas.microsoft.com/office/drawing/2015/10/21/chartex" xmlns:cx3="http://schemas.microsoft.com/office/drawing/2016/5/9/chartex" xmlns:cx4="http://schemas.microsoft.com/office/drawing/2016/5/10/chartex" xmlns:cx5="http://schemas.microsoft.com/office/drawing/2016/5/11/chartex" xmlns:cx6="http://schemas.microsoft.com/office/drawing/2016/5/12/chartex" xmlns:cx7="http://schemas.microsoft.com/office/drawing/2016/5/13/chartex" xmlns:cx8="http://schemas.microsoft.com/office/drawing/2016/5/14/chartex" xmlns:mc="http://schemas.openxmlformats.org/markup-compatibility/2006" xmlns:aink="http://schemas.microsoft.com/office/drawing/2016/ink" xmlns:am3d="http://schemas.microsoft.com/office/drawing/2017/model3d" xmlns:o="urn:schemas-microsoft-com:office:office" xmlns:oel="http://schemas.microsoft.com/office/2019/extlst" xmlns:r="http://schemas.openxmlformats.org/officeDocument/2006/relationships" xmlns:m="http://schemas.openxmlformats.org/officeDocument/2006/math" xmlns:v="urn:schemas-microsoft-com:vml" xmlns:wp14="http://schemas.microsoft.com/office/word/2010/wordprocessingDrawing" xmlns:wp="http://schemas.openxmlformats.org/drawingml/2006/wordprocessingDrawing" xmlns:w10="urn:schemas-microsoft-com:office:word" xmlns:w="http://schemas.openxmlformats.org/wordprocessingml/2006/main" xmlns:w14="http://schemas.microsoft.com/office/word/2010/wordml" xmlns:w15="http://schemas.microsoft.com/office/word/2012/wordml" xmlns:w16cex="http://schemas.microsoft.com/office/word/2018/wordml/cex" xmlns:w16cid="http://schemas.microsoft.com/office/word/2016/wordml/cid" xmlns:w16="http://schemas.microsoft.com/office/word/2018/wordml" xmlns:w16sdtdh="http://schemas.microsoft.com/office/word/2020/wordml/sdtdatahash" xmlns:w16se="http://schemas.microsoft.com/office/word/2015/wordml/symex" xmlns:wpg="http://schemas.microsoft.com/office/word/2010/wordprocessingGroup" xmlns:wpi="http://schemas.microsoft.com/office/word/2010/wordprocessingInk" xmlns:wne="http://schemas.microsoft.com/office/word/2006/wordml" xmlns:wps="http://schemas.microsoft.com/office/word/2010/wordprocessingShape" mc:Ignorable="w14 w15 w16se w16cid w16 w16cex w16sdtdh wp14">
   <w:body>
     <w:p>
-      <w:r>
-        <w:rPr>
+      <w:pPr>
+        <w:spacing w:line="360" w:lineRule="auto"/>
+      </w:pPr>
+      <w:r>
+        <w:rPr>
+          <w:rFonts w:ascii="Times New Roman" w:hAnsi="Times New Roman" w:cs="Times New Roman" w:eastAsia="Times New Roman"/>
           <w:noProof/>
+          <w:sz w:val="24"/>
         </w:rPr>
         <mc:AlternateContent>
           <mc:Choice Requires="wpg">
@@ -200,9 +205,14 @@
         </mc:AlternateContent>
       </w:r>
     </w:p>
-    <w:p/>
-    <w:p>
-      <w:pPr>
+    <w:p>
+      <w:pPr>
+        <w:spacing w:line="360" w:lineRule="auto"/>
+      </w:pPr>
+    </w:p>
+    <w:p>
+      <w:pPr>
+        <w:spacing w:line="360" w:lineRule="auto"/>
         <w:jc w:val="center"/>
         <w:rPr>
           <w:rFonts w:ascii="Arial" w:hAnsi="Arial" w:cs="Arial"/>
@@ -214,13 +224,15 @@
       </w:pPr>
       <w:r>
         <w:rPr>
-          <w:rFonts w:ascii="Arial" w:hAnsi="Arial"/>
+          <w:rFonts w:ascii="Times New Roman" w:hAnsi="Times New Roman" w:cs="Times New Roman" w:eastAsia="Times New Roman"/>
+          <w:sz w:val="24"/>
         </w:rPr>
         <w:t>DOCUMENTAÇÃO PARA O USUÁRIO</w:t>
       </w:r>
     </w:p>
     <w:p>
       <w:pPr>
+        <w:spacing w:line="360" w:lineRule="auto"/>
         <w:jc w:val="center"/>
         <w:rPr>
           <w:rFonts w:ascii="Arial" w:hAnsi="Arial" w:cs="Arial"/>
@@ -233,7 +245,7 @@
       </w:pPr>
       <w:r>
         <w:rPr>
-          <w:rFonts w:ascii="Arial" w:hAnsi="Arial" w:cs="Arial"/>
+          <w:rFonts w:ascii="Times New Roman" w:hAnsi="Times New Roman" w:cs="Times New Roman" w:eastAsia="Times New Roman"/>
           <w:b/>
           <w:bCs/>
           <w:noProof/>
@@ -241,94 +253,22 @@
           <w:sz w:val="21"/>
           <w:szCs w:val="21"/>
         </w:rPr>
-        <mc:AlternateContent>
-          <mc:Choice Requires="wps">
-            <w:drawing>
-              <wp:anchor distT="0" distB="0" distL="114300" distR="114300" simplePos="0" relativeHeight="251660288" behindDoc="0" locked="0" layoutInCell="1" allowOverlap="1" wp14:anchorId="249CF2A5" wp14:editId="34157AEF">
-                <wp:simplePos x="0" y="0"/>
-                <wp:positionH relativeFrom="margin">
-                  <wp:align>left</wp:align>
-                </wp:positionH>
-                <wp:positionV relativeFrom="paragraph">
-                  <wp:posOffset>278130</wp:posOffset>
-                </wp:positionV>
-                <wp:extent cx="5753100" cy="9509"/>
-                <wp:effectExtent l="0" t="0" r="19050" b="29210"/>
-                <wp:wrapNone/>
-                <wp:docPr id="7" name="Straight Connector 7"/>
-                <wp:cNvGraphicFramePr/>
-                <a:graphic xmlns:a="http://schemas.openxmlformats.org/drawingml/2006/main">
-                  <a:graphicData uri="http://schemas.microsoft.com/office/word/2010/wordprocessingShape">
-                    <wps:wsp>
-                      <wps:cNvCnPr/>
-                      <wps:spPr>
-                        <a:xfrm>
-                          <a:off x="0" y="0"/>
-                          <a:ext cx="5753100" cy="9509"/>
-                        </a:xfrm>
-                        <a:prstGeom prst="line">
-                          <a:avLst/>
-                        </a:prstGeom>
-                        <a:ln>
-                          <a:solidFill>
-                            <a:schemeClr val="tx1">
-                              <a:lumMod val="50000"/>
-                              <a:lumOff val="50000"/>
-                            </a:schemeClr>
-                          </a:solidFill>
-                        </a:ln>
-                      </wps:spPr>
-                      <wps:style>
-                        <a:lnRef idx="1">
-                          <a:schemeClr val="accent1"/>
-                        </a:lnRef>
-                        <a:fillRef idx="0">
-                          <a:schemeClr val="accent1"/>
-                        </a:fillRef>
-                        <a:effectRef idx="0">
-                          <a:schemeClr val="accent1"/>
-                        </a:effectRef>
-                        <a:fontRef idx="minor">
-                          <a:schemeClr val="tx1"/>
-                        </a:fontRef>
-                      </wps:style>
-                      <wps:bodyPr/>
-                    </wps:wsp>
-                  </a:graphicData>
-                </a:graphic>
-                <wp14:sizeRelH relativeFrom="margin">
-                  <wp14:pctWidth>0</wp14:pctWidth>
-                </wp14:sizeRelH>
-                <wp14:sizeRelV relativeFrom="margin">
-                  <wp14:pctHeight>0</wp14:pctHeight>
-                </wp14:sizeRelV>
-              </wp:anchor>
-            </w:drawing>
-          </mc:Choice>
-          <mc:Fallback>
-            <w:pict>
-              <v:line w14:anchorId="17BD70C7" id="Straight Connector 7" o:spid="_x0000_s1026" style="position:absolute;z-index:251660288;visibility:visible;mso-wrap-style:square;mso-width-percent:0;mso-height-percent:0;mso-wrap-distance-left:9pt;mso-wrap-distance-top:0;mso-wrap-distance-right:9pt;mso-wrap-distance-bottom:0;mso-position-horizontal:left;mso-position-horizontal-relative:margin;mso-position-vertical:absolute;mso-position-vertical-relative:text;mso-width-percent:0;mso-height-percent:0;mso-width-relative:margin;mso-height-relative:margin" from="0,21.9pt" to="453pt,22.65pt" o:gfxdata="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" strokecolor="gray [1629]" strokeweight=".5pt">
-                <v:stroke joinstyle="miter"/>
-                <w10:wrap anchorx="margin"/>
-              </v:line>
-            </w:pict>
-          </mc:Fallback>
-        </mc:AlternateContent>
-      </w:r>
-      <w:r>
-        <w:rPr>
-          <w:rFonts w:ascii="Arial" w:hAnsi="Arial" w:cs="Arial"/>
+        <w:t>Guia do Usuário – DelBicos – Delivery de Bicos</w:t>
+      </w:r>
+      <w:r>
+        <w:rPr>
+          <w:rFonts w:ascii="Times New Roman" w:hAnsi="Times New Roman" w:cs="Times New Roman" w:eastAsia="Times New Roman"/>
           <w:b/>
           <w:bCs/>
           <w:color w:val="7F7F7F" w:themeColor="text1" w:themeTint="80"/>
           <w:sz w:val="21"/>
           <w:szCs w:val="18"/>
         </w:rPr>
-        <w:t>Modelo para um Guia Completo para Utilização do Sistema DelBicos – Delivery de Bicos</w:t>
-      </w:r>
-    </w:p>
-    <w:p>
-      <w:pPr>
+      </w:r>
+    </w:p>
+    <w:p>
+      <w:pPr>
+        <w:spacing w:line="360" w:lineRule="auto"/>
         <w:rPr>
           <w:rFonts w:ascii="Arial" w:hAnsi="Arial" w:cs="Arial"/>
           <w:b/>
@@ -343,6 +283,7 @@
           <w:ilvl w:val="0"/>
           <w:numId w:val="1"/>
         </w:numPr>
+        <w:spacing w:line="360" w:lineRule="auto"/>
         <w:ind w:left="709"/>
         <w:jc w:val="both"/>
         <w:rPr>
@@ -353,65 +294,71 @@
       </w:pPr>
       <w:r>
         <w:rPr>
-          <w:rFonts w:ascii="Arial" w:hAnsi="Arial" w:cs="Arial"/>
+          <w:rFonts w:ascii="Times New Roman" w:hAnsi="Times New Roman" w:cs="Times New Roman" w:eastAsia="Times New Roman"/>
           <w:b/>
           <w:bCs/>
+          <w:sz w:val="24"/>
         </w:rPr>
         <w:t xml:space="preserve">Bem-vindo ao </w:t>
       </w:r>
       <w:r>
         <w:rPr>
-          <w:rFonts w:ascii="Arial" w:hAnsi="Arial" w:cs="Arial"/>
+          <w:rFonts w:ascii="Times New Roman" w:hAnsi="Times New Roman" w:cs="Times New Roman" w:eastAsia="Times New Roman"/>
           <w:b/>
           <w:bCs/>
+          <w:sz w:val="24"/>
         </w:rPr>
         <w:t>DelBicos</w:t>
       </w:r>
       <w:r>
         <w:rPr>
-          <w:rFonts w:ascii="Arial" w:hAnsi="Arial" w:cs="Arial"/>
+          <w:rFonts w:ascii="Times New Roman" w:hAnsi="Times New Roman" w:cs="Times New Roman" w:eastAsia="Times New Roman"/>
           <w:b/>
           <w:bCs/>
+          <w:sz w:val="24"/>
         </w:rPr>
         <w:t>!</w:t>
       </w:r>
     </w:p>
     <w:p>
       <w:pPr>
-        <w:jc w:val="both"/>
-        <w:rPr>
-          <w:rFonts w:ascii="Arial" w:hAnsi="Arial" w:cs="Arial"/>
-        </w:rPr>
-      </w:pPr>
-      <w:r>
-        <w:rPr>
-          <w:rFonts w:ascii="Arial" w:hAnsi="Arial" w:cs="Arial"/>
-        </w:rPr>
-        <w:t xml:space="preserve">Olá! Seja bem-vindo(a) ao </w:t>
-      </w:r>
-      <w:r>
-        <w:rPr>
-          <w:rFonts w:ascii="Arial" w:hAnsi="Arial" w:cs="Arial"/>
-        </w:rPr>
-        <w:t>DelBicos</w:t>
-      </w:r>
-      <w:r>
-        <w:rPr>
-          <w:rFonts w:ascii="Arial" w:hAnsi="Arial" w:cs="Arial"/>
-        </w:rPr>
-        <w:t>, a ferramenta que foi criada para simplificar a sua vida em [descrever o problema que o sistema resolve ou a área de atuação]. Nosso objetivo é oferecer uma experiência intuitiva e eficiente, permitindo que você realize suas tarefas de forma rápida e sem complicações. Com o</w:t>
-      </w:r>
-      <w:r>
-        <w:rPr>
-          <w:rFonts w:ascii="Arial" w:hAnsi="Arial" w:cs="Arial"/>
-        </w:rPr>
-        <w:t xml:space="preserve"> DelBicos</w:t>
-      </w:r>
-      <w:r>
-        <w:rPr>
-          <w:rFonts w:ascii="Arial" w:hAnsi="Arial" w:cs="Arial"/>
-        </w:rPr>
-        <w:t>, você poderá [descrever o principal benefício ou funcionalidade], economizando tempo e esforço. Desenvolvido com foco na sua necessidade, ele é a solução ideal para [público-alvo ou tipo de problema].</w:t>
+        <w:spacing w:line="360" w:lineRule="auto"/>
+        <w:ind w:firstLine="709"/>
+        <w:jc w:val="both"/>
+        <w:rPr>
+          <w:rFonts w:ascii="Arial" w:hAnsi="Arial" w:cs="Arial"/>
+        </w:rPr>
+      </w:pPr>
+      <w:r>
+        <w:rPr>
+          <w:rFonts w:ascii="Times New Roman" w:hAnsi="Times New Roman" w:cs="Times New Roman" w:eastAsia="Times New Roman"/>
+          <w:sz w:val="24"/>
+        </w:rPr>
+        <w:t>Olá! Seja bem-vindo(a) ao DelBicos, o app que conecta você a profissionais autônomos de confiança para resolver aqueles “bicos” do dia a dia — limpeza, pequenos reparos, montagem de móveis, elétrica e muito mais. Nosso objetivo é oferecer uma experiência simples e segura: busque, compare, agende e pague pelo app, sem trocar mensagem por fora nem lidar com dinheiro na mão. Disponível para Android, iOS e também pelo navegador.</w:t>
+      </w:r>
+      <w:r>
+        <w:rPr>
+          <w:rFonts w:ascii="Times New Roman" w:hAnsi="Times New Roman" w:cs="Times New Roman" w:eastAsia="Times New Roman"/>
+          <w:sz w:val="24"/>
+        </w:rPr>
+      </w:r>
+      <w:r>
+        <w:rPr>
+          <w:rFonts w:ascii="Times New Roman" w:hAnsi="Times New Roman" w:cs="Times New Roman" w:eastAsia="Times New Roman"/>
+          <w:sz w:val="24"/>
+        </w:rPr>
+      </w:r>
+      <w:r>
+        <w:rPr>
+          <w:rFonts w:ascii="Times New Roman" w:hAnsi="Times New Roman" w:cs="Times New Roman" w:eastAsia="Times New Roman"/>
+          <w:sz w:val="24"/>
+        </w:rPr>
+      </w:r>
+      <w:r>
+        <w:rPr>
+          <w:rFonts w:ascii="Times New Roman" w:hAnsi="Times New Roman" w:cs="Times New Roman" w:eastAsia="Times New Roman"/>
+          <w:sz w:val="24"/>
+        </w:rPr>
       </w:r>
     </w:p>
     <w:p>
@@ -421,85 +368,101 @@
           <w:ilvl w:val="1"/>
           <w:numId w:val="1"/>
         </w:numPr>
-        <w:ind w:left="709"/>
-        <w:jc w:val="both"/>
-        <w:rPr>
-          <w:rFonts w:ascii="Arial" w:hAnsi="Arial" w:cs="Arial"/>
-        </w:rPr>
-      </w:pPr>
-      <w:r>
-        <w:rPr>
-          <w:rFonts w:ascii="Arial" w:hAnsi="Arial" w:cs="Arial"/>
+        <w:spacing w:line="360" w:lineRule="auto"/>
+        <w:ind w:left="709" w:firstLine="709"/>
+        <w:jc w:val="both"/>
+        <w:rPr>
+          <w:rFonts w:ascii="Arial" w:hAnsi="Arial" w:cs="Arial"/>
+        </w:rPr>
+      </w:pPr>
+      <w:r>
+        <w:rPr>
+          <w:rFonts w:ascii="Times New Roman" w:hAnsi="Times New Roman" w:cs="Times New Roman" w:eastAsia="Times New Roman"/>
+          <w:sz w:val="24"/>
         </w:rPr>
         <w:t>Principais Características Conheça as funcionalidades que fazem do</w:t>
       </w:r>
       <w:r>
         <w:rPr>
-          <w:rFonts w:ascii="Arial" w:hAnsi="Arial" w:cs="Arial"/>
+          <w:rFonts w:ascii="Times New Roman" w:hAnsi="Times New Roman" w:cs="Times New Roman" w:eastAsia="Times New Roman"/>
+          <w:sz w:val="24"/>
         </w:rPr>
         <w:t xml:space="preserve"> DelBicos</w:t>
       </w:r>
       <w:r>
         <w:rPr>
-          <w:rFonts w:ascii="Arial" w:hAnsi="Arial" w:cs="Arial"/>
+          <w:rFonts w:ascii="Times New Roman" w:hAnsi="Times New Roman" w:cs="Times New Roman" w:eastAsia="Times New Roman"/>
+          <w:sz w:val="24"/>
         </w:rPr>
         <w:t xml:space="preserve"> a escolha certa para você:</w:t>
       </w:r>
     </w:p>
     <w:p>
       <w:pPr>
-        <w:jc w:val="both"/>
-        <w:rPr>
-          <w:rFonts w:ascii="Arial" w:hAnsi="Arial" w:cs="Arial"/>
-        </w:rPr>
-      </w:pPr>
-      <w:r>
-        <w:rPr>
-          <w:rFonts w:ascii="Arial" w:hAnsi="Arial" w:cs="Arial"/>
-        </w:rPr>
-        <w:t>[Funcionalidade 1]: Permite que você [descrever o que a funcionalidade faz de forma simples, ex: "cadastre seus produtos de forma rápida e organizada"].</w:t>
-      </w:r>
-    </w:p>
-    <w:p>
-      <w:pPr>
-        <w:jc w:val="both"/>
-        <w:rPr>
-          <w:rFonts w:ascii="Arial" w:hAnsi="Arial" w:cs="Arial"/>
-        </w:rPr>
-      </w:pPr>
-      <w:r>
-        <w:rPr>
-          <w:rFonts w:ascii="Arial" w:hAnsi="Arial" w:cs="Arial"/>
-        </w:rPr>
-        <w:t>[Funcionalidade 2]: Com esta ferramenta, você pode [descrever o benefício, ex: "acompanhar o status dos seus pedidos em tempo real"].</w:t>
-      </w:r>
-    </w:p>
-    <w:p>
-      <w:pPr>
-        <w:jc w:val="both"/>
-        <w:rPr>
-          <w:rFonts w:ascii="Arial" w:hAnsi="Arial" w:cs="Arial"/>
-        </w:rPr>
-      </w:pPr>
-      <w:r>
-        <w:rPr>
-          <w:rFonts w:ascii="Arial" w:hAnsi="Arial" w:cs="Arial"/>
-        </w:rPr>
-        <w:t>[Funcionalidade 3]: Utilize o [Nome da Funcionalidade] para [descrever a ação, ex: "encontrar informações específicas usando comandos de voz ou texto"].</w:t>
-      </w:r>
-    </w:p>
-    <w:p>
-      <w:pPr>
-        <w:jc w:val="both"/>
-        <w:rPr>
-          <w:rFonts w:ascii="Arial" w:hAnsi="Arial" w:cs="Arial"/>
-        </w:rPr>
-      </w:pPr>
-      <w:r>
-        <w:rPr>
-          <w:rFonts w:ascii="Arial" w:hAnsi="Arial" w:cs="Arial"/>
-        </w:rPr>
-        <w:t>[Funcionalidade 4]: Acesse o sistema de qualquer lugar, a qualquer hora, através do seu [descrever dispositivos, ex: "computador, tablet ou celular"].</w:t>
+        <w:spacing w:line="360" w:lineRule="auto"/>
+        <w:ind w:firstLine="709"/>
+        <w:jc w:val="both"/>
+        <w:rPr>
+          <w:rFonts w:ascii="Arial" w:hAnsi="Arial" w:cs="Arial"/>
+        </w:rPr>
+      </w:pPr>
+      <w:r>
+        <w:rPr>
+          <w:rFonts w:ascii="Times New Roman" w:hAnsi="Times New Roman" w:cs="Times New Roman" w:eastAsia="Times New Roman"/>
+          <w:sz w:val="24"/>
+        </w:rPr>
+        <w:t>Buscar profissionais por categoria e localização: encontre quem atende na sua região, filtrando por tipo de serviço e distância.</w:t>
+      </w:r>
+    </w:p>
+    <w:p>
+      <w:pPr>
+        <w:spacing w:line="360" w:lineRule="auto"/>
+        <w:ind w:firstLine="709"/>
+        <w:jc w:val="both"/>
+        <w:rPr>
+          <w:rFonts w:ascii="Arial" w:hAnsi="Arial" w:cs="Arial"/>
+        </w:rPr>
+      </w:pPr>
+      <w:r>
+        <w:rPr>
+          <w:rFonts w:ascii="Times New Roman" w:hAnsi="Times New Roman" w:cs="Times New Roman" w:eastAsia="Times New Roman"/>
+          <w:sz w:val="24"/>
+        </w:rPr>
+        <w:t>Agendar com disponibilidade real: veja os horários que o profissional realmente tem livres e escolha o que for melhor para você.</w:t>
+      </w:r>
+    </w:p>
+    <w:p>
+      <w:pPr>
+        <w:spacing w:line="360" w:lineRule="auto"/>
+        <w:ind w:firstLine="709"/>
+        <w:jc w:val="both"/>
+        <w:rPr>
+          <w:rFonts w:ascii="Arial" w:hAnsi="Arial" w:cs="Arial"/>
+        </w:rPr>
+      </w:pPr>
+      <w:r>
+        <w:rPr>
+          <w:rFonts w:ascii="Times New Roman" w:hAnsi="Times New Roman" w:cs="Times New Roman" w:eastAsia="Times New Roman"/>
+          <w:sz w:val="24"/>
+        </w:rPr>
+        <w:t>Pagar pelo app com segurança: pagamento por cartão via Stripe, com o agendamento confirmado só depois do pagamento aprovado.</w:t>
+      </w:r>
+    </w:p>
+    <w:p>
+      <w:pPr>
+        <w:spacing w:line="360" w:lineRule="auto"/>
+        <w:ind w:firstLine="709"/>
+        <w:jc w:val="both"/>
+        <w:rPr>
+          <w:rFonts w:ascii="Arial" w:hAnsi="Arial" w:cs="Arial"/>
+        </w:rPr>
+      </w:pPr>
+      <w:r>
+        <w:rPr>
+          <w:rFonts w:ascii="Times New Roman" w:hAnsi="Times New Roman" w:cs="Times New Roman" w:eastAsia="Times New Roman"/>
+          <w:sz w:val="24"/>
+        </w:rPr>
+        <w:t>Conversar em tempo real: converse com o profissional pelo chat do próprio app depois de agendar, e acompanhe tudo pelo celular ou pelo computador.</w:t>
       </w:r>
     </w:p>
     <w:p>
@@ -509,6 +472,7 @@
           <w:ilvl w:val="0"/>
           <w:numId w:val="1"/>
         </w:numPr>
+        <w:spacing w:line="360" w:lineRule="auto"/>
         <w:ind w:left="709"/>
         <w:jc w:val="both"/>
         <w:rPr>
@@ -519,140 +483,163 @@
       </w:pPr>
       <w:r>
         <w:rPr>
-          <w:rFonts w:ascii="Arial" w:hAnsi="Arial" w:cs="Arial"/>
+          <w:rFonts w:ascii="Times New Roman" w:hAnsi="Times New Roman" w:cs="Times New Roman" w:eastAsia="Times New Roman"/>
           <w:b/>
           <w:bCs/>
+          <w:sz w:val="24"/>
         </w:rPr>
         <w:t>O que torna o</w:t>
       </w:r>
       <w:r>
         <w:rPr>
-          <w:rFonts w:ascii="Arial" w:hAnsi="Arial" w:cs="Arial"/>
+          <w:rFonts w:ascii="Times New Roman" w:hAnsi="Times New Roman" w:cs="Times New Roman" w:eastAsia="Times New Roman"/>
           <w:b/>
           <w:bCs/>
+          <w:sz w:val="24"/>
         </w:rPr>
         <w:t xml:space="preserve"> DelBicos e</w:t>
       </w:r>
       <w:r>
         <w:rPr>
-          <w:rFonts w:ascii="Arial" w:hAnsi="Arial" w:cs="Arial"/>
+          <w:rFonts w:ascii="Times New Roman" w:hAnsi="Times New Roman" w:cs="Times New Roman" w:eastAsia="Times New Roman"/>
           <w:b/>
           <w:bCs/>
+          <w:sz w:val="24"/>
         </w:rPr>
         <w:t>special?</w:t>
       </w:r>
     </w:p>
     <w:p>
       <w:pPr>
-        <w:jc w:val="both"/>
-        <w:rPr>
-          <w:rFonts w:ascii="Arial" w:hAnsi="Arial" w:cs="Arial"/>
-        </w:rPr>
-      </w:pPr>
-      <w:r>
-        <w:rPr>
-          <w:rFonts w:ascii="Arial" w:hAnsi="Arial" w:cs="Arial"/>
+        <w:spacing w:line="360" w:lineRule="auto"/>
+        <w:ind w:firstLine="709"/>
+        <w:jc w:val="both"/>
+        <w:rPr>
+          <w:rFonts w:ascii="Arial" w:hAnsi="Arial" w:cs="Arial"/>
+        </w:rPr>
+      </w:pPr>
+      <w:r>
+        <w:rPr>
+          <w:rFonts w:ascii="Times New Roman" w:hAnsi="Times New Roman" w:cs="Times New Roman" w:eastAsia="Times New Roman"/>
+          <w:sz w:val="24"/>
         </w:rPr>
         <w:t xml:space="preserve">No mercado atual, sabemos que existem diversas opções. No entanto, o </w:t>
       </w:r>
       <w:r>
         <w:rPr>
-          <w:rFonts w:ascii="Arial" w:hAnsi="Arial" w:cs="Arial"/>
+          <w:rFonts w:ascii="Times New Roman" w:hAnsi="Times New Roman" w:cs="Times New Roman" w:eastAsia="Times New Roman"/>
+          <w:sz w:val="24"/>
         </w:rPr>
         <w:t>DelBicos</w:t>
       </w:r>
       <w:r>
         <w:rPr>
-          <w:rFonts w:ascii="Arial" w:hAnsi="Arial" w:cs="Arial"/>
+          <w:rFonts w:ascii="Times New Roman" w:hAnsi="Times New Roman" w:cs="Times New Roman" w:eastAsia="Times New Roman"/>
+          <w:sz w:val="24"/>
         </w:rPr>
         <w:t xml:space="preserve"> se destaca por oferecer diferenciais que realmente importam para você:</w:t>
       </w:r>
     </w:p>
     <w:p>
       <w:pPr>
-        <w:jc w:val="both"/>
-        <w:rPr>
-          <w:rFonts w:ascii="Arial" w:hAnsi="Arial" w:cs="Arial"/>
-        </w:rPr>
-      </w:pPr>
-      <w:r>
-        <w:rPr>
-          <w:rFonts w:ascii="Arial" w:hAnsi="Arial" w:cs="Arial"/>
-        </w:rPr>
-        <w:t>[Diferencial 1 - Ex: Interface Intuitiva]: Nosso sistema foi desenhado para ser fácil de usar, mesmo para quem não tem muita experiência com tecnologia. Tudo é claro e direto, sem menus complicados.</w:t>
-      </w:r>
-    </w:p>
-    <w:p>
-      <w:pPr>
-        <w:jc w:val="both"/>
-        <w:rPr>
-          <w:rFonts w:ascii="Arial" w:hAnsi="Arial" w:cs="Arial"/>
-        </w:rPr>
-      </w:pPr>
-      <w:r>
-        <w:rPr>
-          <w:rFonts w:ascii="Arial" w:hAnsi="Arial" w:cs="Arial"/>
-        </w:rPr>
-        <w:t xml:space="preserve">[Diferencial 2 - Ex: Inteligência Artificial Integrada]: Com a capacidade de entender comandos de voz e texto, o </w:t>
-      </w:r>
-      <w:r>
-        <w:rPr>
-          <w:rFonts w:ascii="Arial" w:hAnsi="Arial" w:cs="Arial"/>
-        </w:rPr>
-        <w:t xml:space="preserve">DelBicos </w:t>
-      </w:r>
-      <w:r>
-        <w:rPr>
-          <w:rFonts w:ascii="Arial" w:hAnsi="Arial" w:cs="Arial"/>
-        </w:rPr>
-        <w:t>aprende com você e oferece respostas mais precisas e rápidas, tornando a interação mais natural.</w:t>
-      </w:r>
-    </w:p>
-    <w:p>
-      <w:pPr>
-        <w:jc w:val="both"/>
-        <w:rPr>
-          <w:rFonts w:ascii="Arial" w:hAnsi="Arial" w:cs="Arial"/>
-        </w:rPr>
-      </w:pPr>
-      <w:r>
-        <w:rPr>
-          <w:rFonts w:ascii="Arial" w:hAnsi="Arial" w:cs="Arial"/>
-        </w:rPr>
-        <w:lastRenderedPageBreak/>
-        <w:t>[Diferencial 3 - Ex: Segurança de Dados]: A segurança das suas informações é nossa prioridade. Utilizamos as mais recentes tecnologias para proteger seus dados, garantindo privacidade e tranquilidade.</w:t>
-      </w:r>
-    </w:p>
-    <w:p>
-      <w:pPr>
-        <w:jc w:val="both"/>
-        <w:rPr>
-          <w:rFonts w:ascii="Arial" w:hAnsi="Arial" w:cs="Arial"/>
-        </w:rPr>
-      </w:pPr>
-      <w:r>
-        <w:rPr>
-          <w:rFonts w:ascii="Arial" w:hAnsi="Arial" w:cs="Arial"/>
-        </w:rPr>
-        <w:t>[Diferencial 4 - Ex: Suporte Rápido e Eficiente]: Nossa equipe está pronta para ajudar. Em caso de dúvidas ou problemas, você terá acesso a um suporte ágil e eficaz para que sua experiência seja sempre a melhor possível.</w:t>
-      </w:r>
-    </w:p>
-    <w:p>
-      <w:pPr>
-        <w:jc w:val="both"/>
-        <w:rPr>
-          <w:rFonts w:ascii="Arial" w:hAnsi="Arial" w:cs="Arial"/>
-        </w:rPr>
-      </w:pPr>
-      <w:r>
-        <w:rPr>
-          <w:rFonts w:ascii="Arial" w:hAnsi="Arial" w:cs="Arial"/>
-        </w:rPr>
-        <w:t>[Diferencial 5 - Ex: Acessibilidade Universal]: Pensamos em todos os usuários. O sistema é compatível com diversos dispositivos e navegadores, garantindo que você possa utilizá-lo sem barreiras.</w:t>
-      </w:r>
-    </w:p>
-    <w:p>
-      <w:pPr>
+        <w:spacing w:line="360" w:lineRule="auto"/>
+        <w:ind w:firstLine="709"/>
+        <w:jc w:val="both"/>
+        <w:rPr>
+          <w:rFonts w:ascii="Arial" w:hAnsi="Arial" w:cs="Arial"/>
+        </w:rPr>
+      </w:pPr>
+      <w:r>
+        <w:rPr>
+          <w:rFonts w:ascii="Times New Roman" w:hAnsi="Times New Roman" w:cs="Times New Roman" w:eastAsia="Times New Roman"/>
+          <w:sz w:val="24"/>
+        </w:rPr>
+        <w:t>Perfis com portfólio e avaliações: veja fotos de trabalhos anteriores e as notas deixadas por outros clientes antes de contratar.</w:t>
+      </w:r>
+    </w:p>
+    <w:p>
+      <w:pPr>
+        <w:spacing w:line="360" w:lineRule="auto"/>
+        <w:ind w:firstLine="709"/>
+        <w:jc w:val="both"/>
+        <w:rPr>
+          <w:rFonts w:ascii="Arial" w:hAnsi="Arial" w:cs="Arial"/>
+        </w:rPr>
+      </w:pPr>
+      <w:r>
+        <w:rPr>
+          <w:rFonts w:ascii="Times New Roman" w:hAnsi="Times New Roman" w:cs="Times New Roman" w:eastAsia="Times New Roman"/>
+          <w:sz w:val="24"/>
+        </w:rPr>
+        <w:t>Assistente virtual (chatbot): converse por texto (e, em breve, por voz) para agendar, consultar ou cancelar um serviço sem precisar navegar por menus.</w:t>
+      </w:r>
+      <w:r>
+        <w:rPr>
+          <w:rFonts w:ascii="Times New Roman" w:hAnsi="Times New Roman" w:cs="Times New Roman" w:eastAsia="Times New Roman"/>
+          <w:sz w:val="24"/>
+        </w:rPr>
+      </w:r>
+      <w:r>
+        <w:rPr>
+          <w:rFonts w:ascii="Times New Roman" w:hAnsi="Times New Roman" w:cs="Times New Roman" w:eastAsia="Times New Roman"/>
+          <w:sz w:val="24"/>
+        </w:rPr>
+      </w:r>
+    </w:p>
+    <w:p>
+      <w:pPr>
+        <w:spacing w:line="360" w:lineRule="auto"/>
+        <w:ind w:firstLine="709"/>
+        <w:jc w:val="both"/>
+        <w:rPr>
+          <w:rFonts w:ascii="Arial" w:hAnsi="Arial" w:cs="Arial"/>
+        </w:rPr>
+      </w:pPr>
+      <w:r>
+        <w:rPr>
+          <w:rFonts w:ascii="Times New Roman" w:hAnsi="Times New Roman" w:cs="Times New Roman" w:eastAsia="Times New Roman"/>
+          <w:sz w:val="24"/>
+        </w:rPr>
+        <w:t>Pagamento protegido: o valor só é repassado depois da confirmação do agendamento, com histórico e recibo de cada pagamento no seu perfil.</w:t>
+      </w:r>
+    </w:p>
+    <w:p>
+      <w:pPr>
+        <w:spacing w:line="360" w:lineRule="auto"/>
+        <w:ind w:firstLine="709"/>
+        <w:jc w:val="both"/>
+        <w:rPr>
+          <w:rFonts w:ascii="Arial" w:hAnsi="Arial" w:cs="Arial"/>
+        </w:rPr>
+      </w:pPr>
+      <w:r>
+        <w:rPr>
+          <w:rFonts w:ascii="Times New Roman" w:hAnsi="Times New Roman" w:cs="Times New Roman" w:eastAsia="Times New Roman"/>
+          <w:sz w:val="24"/>
+        </w:rPr>
+        <w:t>Favoritos e histórico: salve profissionais de confiança e reveja seus agendamentos e avaliações anteriores a qualquer momento.</w:t>
+      </w:r>
+    </w:p>
+    <w:p>
+      <w:pPr>
+        <w:spacing w:line="360" w:lineRule="auto"/>
+        <w:ind w:firstLine="709"/>
+        <w:jc w:val="both"/>
+        <w:rPr>
+          <w:rFonts w:ascii="Arial" w:hAnsi="Arial" w:cs="Arial"/>
+        </w:rPr>
+      </w:pPr>
+      <w:r>
+        <w:rPr>
+          <w:rFonts w:ascii="Times New Roman" w:hAnsi="Times New Roman" w:cs="Times New Roman" w:eastAsia="Times New Roman"/>
+          <w:sz w:val="24"/>
+        </w:rPr>
+        <w:t>Acessibilidade: suporte a VLibras e modos de tema claro, escuro e alto contraste para uma navegação mais confortável.</w:t>
+      </w:r>
+    </w:p>
+    <w:p>
+      <w:pPr>
+        <w:spacing w:line="360" w:lineRule="auto"/>
         <w:jc w:val="both"/>
         <w:rPr>
           <w:rFonts w:ascii="Arial" w:hAnsi="Arial" w:cs="Arial"/>
@@ -662,39 +649,46 @@
       </w:pPr>
       <w:r>
         <w:rPr>
-          <w:rFonts w:ascii="Arial" w:hAnsi="Arial"/>
+          <w:rFonts w:ascii="Times New Roman" w:hAnsi="Times New Roman" w:cs="Times New Roman" w:eastAsia="Times New Roman"/>
+          <w:sz w:val="24"/>
         </w:rPr>
         <w:t>3 Como Usar o DelBicos – Guia Rápido</w:t>
       </w:r>
     </w:p>
     <w:p>
       <w:pPr>
-        <w:jc w:val="both"/>
-        <w:rPr>
-          <w:rFonts w:ascii="Arial" w:hAnsi="Arial" w:cs="Arial"/>
-        </w:rPr>
-      </w:pPr>
-      <w:r>
-        <w:rPr>
-          <w:rFonts w:ascii="Arial" w:hAnsi="Arial" w:cs="Arial"/>
+        <w:spacing w:line="360" w:lineRule="auto"/>
+        <w:ind w:firstLine="709"/>
+        <w:jc w:val="both"/>
+        <w:rPr>
+          <w:rFonts w:ascii="Arial" w:hAnsi="Arial" w:cs="Arial"/>
+        </w:rPr>
+      </w:pPr>
+      <w:r>
+        <w:rPr>
+          <w:rFonts w:ascii="Times New Roman" w:hAnsi="Times New Roman" w:cs="Times New Roman" w:eastAsia="Times New Roman"/>
+          <w:sz w:val="24"/>
         </w:rPr>
         <w:t xml:space="preserve">Para começar a usar o </w:t>
       </w:r>
       <w:r>
         <w:rPr>
-          <w:rFonts w:ascii="Arial" w:hAnsi="Arial" w:cs="Arial"/>
+          <w:rFonts w:ascii="Times New Roman" w:hAnsi="Times New Roman" w:cs="Times New Roman" w:eastAsia="Times New Roman"/>
+          <w:sz w:val="24"/>
         </w:rPr>
         <w:t>DelBicos</w:t>
       </w:r>
       <w:r>
         <w:rPr>
-          <w:rFonts w:ascii="Arial" w:hAnsi="Arial" w:cs="Arial"/>
+          <w:rFonts w:ascii="Times New Roman" w:hAnsi="Times New Roman" w:cs="Times New Roman" w:eastAsia="Times New Roman"/>
+          <w:sz w:val="24"/>
         </w:rPr>
         <w:t>, siga os passos abaixo. Este guia detalha as principais funcionalidades para você aproveitar ao máximo a ferramenta.</w:t>
       </w:r>
     </w:p>
     <w:p>
       <w:pPr>
+        <w:spacing w:line="360" w:lineRule="auto"/>
         <w:ind w:left="360"/>
         <w:rPr>
           <w:rFonts w:ascii="Arial" w:hAnsi="Arial" w:cs="Arial"/>
@@ -702,220 +696,301 @@
       </w:pPr>
       <w:r>
         <w:rPr>
-          <w:rFonts w:ascii="Arial" w:hAnsi="Arial"/>
+          <w:rFonts w:ascii="Times New Roman" w:hAnsi="Times New Roman" w:cs="Times New Roman" w:eastAsia="Times New Roman"/>
+          <w:sz w:val="24"/>
         </w:rPr>
         <w:t>3.1. Acessando o Sistema e Fazendo Login</w:t>
       </w:r>
     </w:p>
     <w:p>
       <w:pPr>
-        <w:jc w:val="both"/>
-        <w:rPr>
-          <w:rFonts w:ascii="Arial" w:hAnsi="Arial" w:cs="Arial"/>
-        </w:rPr>
-      </w:pPr>
-      <w:r>
-        <w:rPr>
-          <w:rFonts w:ascii="Arial" w:hAnsi="Arial"/>
+        <w:spacing w:line="360" w:lineRule="auto"/>
+        <w:ind w:firstLine="709"/>
+        <w:jc w:val="both"/>
+        <w:rPr>
+          <w:rFonts w:ascii="Arial" w:hAnsi="Arial" w:cs="Arial"/>
+        </w:rPr>
+      </w:pPr>
+      <w:r>
+        <w:rPr>
+          <w:rFonts w:ascii="Times New Roman" w:hAnsi="Times New Roman" w:cs="Times New Roman" w:eastAsia="Times New Roman"/>
+          <w:sz w:val="24"/>
         </w:rPr>
         <w:t>1 Abra seu navegador: No seu computador ou celular, abra o navegador de internet (Google Chrome, Firefox, Edge, Safari, etc.).</w:t>
       </w:r>
     </w:p>
     <w:p>
       <w:pPr>
-        <w:jc w:val="both"/>
-        <w:rPr>
-          <w:rFonts w:ascii="Arial" w:hAnsi="Arial" w:cs="Arial"/>
-        </w:rPr>
-      </w:pPr>
-      <w:r>
-        <w:rPr>
-          <w:rFonts w:ascii="Arial" w:hAnsi="Arial"/>
+        <w:spacing w:line="360" w:lineRule="auto"/>
+        <w:jc w:val="both"/>
+        <w:rPr>
+          <w:rFonts w:ascii="Arial" w:hAnsi="Arial" w:cs="Arial"/>
+        </w:rPr>
+      </w:pPr>
+      <w:r>
+        <w:rPr>
+          <w:rFonts w:ascii="Times New Roman" w:hAnsi="Times New Roman" w:cs="Times New Roman" w:eastAsia="Times New Roman"/>
+          <w:sz w:val="24"/>
         </w:rPr>
         <w:t>2 Digite o endereço: Na barra de endereços, digite www.delbicos.com.br e pressione Enter.</w:t>
       </w:r>
     </w:p>
     <w:p>
       <w:pPr>
-        <w:jc w:val="both"/>
-        <w:rPr>
-          <w:rFonts w:ascii="Arial" w:hAnsi="Arial" w:cs="Arial"/>
-        </w:rPr>
-      </w:pPr>
-      <w:r>
-        <w:rPr>
-          <w:rFonts w:ascii="Arial" w:hAnsi="Arial"/>
-        </w:rPr>
-        <w:t>3 Tela de Login: Você verá a tela de login. Digite seu [Nome de Usuário ou E-mail] e sua [Senha] nos campos indicados.</w:t>
-      </w:r>
-    </w:p>
-    <w:p>
-      <w:pPr>
-        <w:jc w:val="both"/>
-        <w:rPr>
-          <w:rFonts w:ascii="Arial" w:hAnsi="Arial" w:cs="Arial"/>
-        </w:rPr>
-      </w:pPr>
-      <w:r>
-        <w:rPr>
-          <w:rFonts w:ascii="Arial" w:hAnsi="Arial"/>
-        </w:rPr>
-        <w:t>4 Entrar: Clique no botão "Entrar" ou "Login". Se as informações estiverem corretas, você será direcionado para a página principal do sistema. Problemas para entrar? Se você esqueceu sua senha, clique em "Esqueci minha senha" e siga as instruções para redefini-la.</w:t>
-      </w:r>
-    </w:p>
-    <w:p>
-      <w:pPr>
+        <w:spacing w:line="360" w:lineRule="auto"/>
+        <w:jc w:val="both"/>
+        <w:rPr>
+          <w:rFonts w:ascii="Arial" w:hAnsi="Arial" w:cs="Arial"/>
+        </w:rPr>
+      </w:pPr>
+      <w:r>
+        <w:rPr>
+          <w:rFonts w:ascii="Times New Roman" w:hAnsi="Times New Roman" w:cs="Times New Roman" w:eastAsia="Times New Roman"/>
+          <w:sz w:val="24"/>
+        </w:rPr>
+        <w:t>3 Tela de Login: você verá a tela de login. Digite seu e-mail e sua senha cadastrados.</w:t>
+      </w:r>
+    </w:p>
+    <w:p>
+      <w:pPr>
+        <w:spacing w:line="360" w:lineRule="auto"/>
+        <w:ind w:firstLine="709"/>
+        <w:jc w:val="both"/>
+        <w:rPr>
+          <w:rFonts w:ascii="Arial" w:hAnsi="Arial" w:cs="Arial"/>
+        </w:rPr>
+      </w:pPr>
+      <w:r>
+        <w:rPr>
+          <w:rFonts w:ascii="Times New Roman" w:hAnsi="Times New Roman" w:cs="Times New Roman" w:eastAsia="Times New Roman"/>
+          <w:sz w:val="24"/>
+        </w:rPr>
+        <w:t>4 Entrar: toque em “Entrar”. Se as informações estiverem corretas, você será direcionado à tela principal (Feed). Esqueceu a senha? Hoje a troca de senha é feita dentro do app, autenticado, em Perfil &gt; Trocar Senha; peça ajuda à equipe de suporte se não conseguir acessar sua conta.</w:t>
+      </w:r>
+    </w:p>
+    <w:p>
+      <w:pPr>
+        <w:spacing w:line="360" w:lineRule="auto"/>
         <w:ind w:left="360"/>
-        <w:rPr>
-          <w:rFonts w:ascii="Arial" w:hAnsi="Arial" w:cs="Arial"/>
-        </w:rPr>
-      </w:pPr>
-      <w:r>
-        <w:rPr>
-          <w:rFonts w:ascii="Arial" w:hAnsi="Arial"/>
-        </w:rPr>
-        <w:t>3.2. [Nome da Funcionalidade Principal 1 - Ex: Cadastrando um Novo Item] Esta seção explica como [descrever o objetivo da funcionalidade, ex: "adicionar um novo produto ao seu catálogo"].</w:t>
-      </w:r>
-    </w:p>
-    <w:p>
-      <w:pPr>
-        <w:jc w:val="both"/>
-        <w:rPr>
-          <w:rFonts w:ascii="Arial" w:hAnsi="Arial" w:cs="Arial"/>
-        </w:rPr>
-      </w:pPr>
-      <w:r>
-        <w:rPr>
-          <w:rFonts w:ascii="Arial" w:hAnsi="Arial"/>
-        </w:rPr>
-        <w:t>5 Acesse a seção: Na página principal, clique em "[Nome do Menu/Botão, ex: "Produtos"]" e depois em "[Nome do Submenu/Botão, ex: "Novo Produto"]".</w:t>
-      </w:r>
-    </w:p>
-    <w:p>
-      <w:pPr>
-        <w:jc w:val="both"/>
-        <w:rPr>
-          <w:rFonts w:ascii="Arial" w:hAnsi="Arial" w:cs="Arial"/>
-        </w:rPr>
-      </w:pPr>
-      <w:r>
-        <w:rPr>
-          <w:rFonts w:ascii="Arial" w:hAnsi="Arial"/>
-        </w:rPr>
-        <w:t>6 Preencha os dados: Você verá um formulário. Preencha os campos obrigatórios, como [Ex: "Nome do Produto", "Descrição", "Preço"].</w:t>
-      </w:r>
-    </w:p>
-    <w:p>
-      <w:pPr>
-        <w:jc w:val="both"/>
-        <w:rPr>
-          <w:rFonts w:ascii="Arial" w:hAnsi="Arial" w:cs="Arial"/>
-        </w:rPr>
-      </w:pPr>
-      <w:r>
-        <w:rPr>
-          <w:rFonts w:ascii="Arial" w:hAnsi="Arial"/>
-        </w:rPr>
-        <w:t>7 Adicione detalhes (opcional): Se desejar, adicione informações adicionais como [Ex: "Imagens", "Categorias", "Estoque"].</w:t>
-      </w:r>
-    </w:p>
-    <w:p>
-      <w:pPr>
-        <w:jc w:val="both"/>
-        <w:rPr>
-          <w:rFonts w:ascii="Arial" w:hAnsi="Arial" w:cs="Arial"/>
-        </w:rPr>
-      </w:pPr>
-      <w:r>
-        <w:rPr>
-          <w:rFonts w:ascii="Arial" w:hAnsi="Arial"/>
-        </w:rPr>
-        <w:t>8 Salve: Após preencher tudo, clique no botão "Salvar" ou "Cadastrar". Seu novo item estará disponível no sistema.</w:t>
-      </w:r>
-    </w:p>
-    <w:p>
-      <w:pPr>
+        <w:jc w:val="left"/>
+        <w:rPr>
+          <w:rFonts w:ascii="Arial" w:hAnsi="Arial" w:cs="Arial"/>
+        </w:rPr>
+      </w:pPr>
+      <w:r>
+        <w:rPr>
+          <w:rFonts w:ascii="Times New Roman" w:hAnsi="Times New Roman" w:cs="Times New Roman" w:eastAsia="Times New Roman"/>
+          <w:b/>
+          <w:sz w:val="24"/>
+        </w:rPr>
+        <w:t>3.2 Buscando e Agendando um Profissional</w:t>
+      </w:r>
+    </w:p>
+    <w:p>
+      <w:pPr>
+        <w:spacing w:line="360" w:lineRule="auto"/>
+        <w:ind w:left="360" w:firstLine="709"/>
+        <w:jc w:val="both"/>
+        <w:rPr>
+          <w:rFonts w:ascii="Arial" w:hAnsi="Arial" w:cs="Arial"/>
+        </w:rPr>
+      </w:pPr>
+      <w:r>
+        <w:rPr>
+          <w:rFonts w:ascii="Times New Roman" w:hAnsi="Times New Roman"/>
+          <w:b w:val="0"/>
+          <w:sz w:val="24"/>
+        </w:rPr>
+        <w:t>Esta seção explica como encontrar um profissional e marcar um horário.</w:t>
+      </w:r>
+    </w:p>
+    <w:p>
+      <w:pPr>
+        <w:spacing w:line="360" w:lineRule="auto"/>
+        <w:ind w:firstLine="709"/>
+        <w:jc w:val="both"/>
+        <w:rPr>
+          <w:rFonts w:ascii="Arial" w:hAnsi="Arial" w:cs="Arial"/>
+        </w:rPr>
+      </w:pPr>
+      <w:r>
+        <w:rPr>
+          <w:rFonts w:ascii="Times New Roman" w:hAnsi="Times New Roman" w:cs="Times New Roman" w:eastAsia="Times New Roman"/>
+          <w:sz w:val="24"/>
+        </w:rPr>
+        <w:t>5 Acesse a seção: na tela principal, toque em uma categoria (ex.: “Limpeza”) ou use a busca para encontrar o serviço que precisa.</w:t>
+      </w:r>
+    </w:p>
+    <w:p>
+      <w:pPr>
+        <w:spacing w:line="360" w:lineRule="auto"/>
+        <w:ind w:firstLine="709"/>
+        <w:jc w:val="both"/>
+        <w:rPr>
+          <w:rFonts w:ascii="Arial" w:hAnsi="Arial" w:cs="Arial"/>
+        </w:rPr>
+      </w:pPr>
+      <w:r>
+        <w:rPr>
+          <w:rFonts w:ascii="Times New Roman" w:hAnsi="Times New Roman" w:cs="Times New Roman" w:eastAsia="Times New Roman"/>
+          <w:sz w:val="24"/>
+        </w:rPr>
+        <w:t>6 Escolha o profissional: veja a lista de profissionais disponíveis na sua região, com nota, distância e preço; toque em um perfil para ver mais detalhes, fotos e avaliações.</w:t>
+      </w:r>
+    </w:p>
+    <w:p>
+      <w:pPr>
+        <w:spacing w:line="360" w:lineRule="auto"/>
+        <w:ind w:firstLine="709"/>
+        <w:jc w:val="both"/>
+        <w:rPr>
+          <w:rFonts w:ascii="Arial" w:hAnsi="Arial" w:cs="Arial"/>
+        </w:rPr>
+      </w:pPr>
+      <w:r>
+        <w:rPr>
+          <w:rFonts w:ascii="Times New Roman" w:hAnsi="Times New Roman" w:cs="Times New Roman" w:eastAsia="Times New Roman"/>
+          <w:sz w:val="24"/>
+        </w:rPr>
+        <w:t>7 Escolha o serviço e o horário: selecione o serviço desejado e um horário entre os que o profissional tem realmente disponíveis.</w:t>
+      </w:r>
+    </w:p>
+    <w:p>
+      <w:pPr>
+        <w:spacing w:line="360" w:lineRule="auto"/>
+        <w:ind w:firstLine="709"/>
+        <w:jc w:val="both"/>
+        <w:rPr>
+          <w:rFonts w:ascii="Arial" w:hAnsi="Arial" w:cs="Arial"/>
+        </w:rPr>
+      </w:pPr>
+      <w:r>
+        <w:rPr>
+          <w:rFonts w:ascii="Times New Roman" w:hAnsi="Times New Roman" w:cs="Times New Roman" w:eastAsia="Times New Roman"/>
+          <w:sz w:val="24"/>
+        </w:rPr>
+        <w:t>8 Pague e confirme: informe os dados do cartão na tela de pagamento; após a confirmação, o agendamento aparece em “Meus Agendamentos” com status “Pendente” até o profissional aceitar.</w:t>
+      </w:r>
+    </w:p>
+    <w:p>
+      <w:pPr>
+        <w:spacing w:line="360" w:lineRule="auto"/>
         <w:ind w:left="360"/>
-        <w:rPr>
-          <w:rFonts w:ascii="Arial" w:hAnsi="Arial" w:cs="Arial"/>
-        </w:rPr>
-      </w:pPr>
-      <w:r>
-        <w:rPr>
-          <w:rFonts w:ascii="Arial" w:hAnsi="Arial"/>
-        </w:rPr>
-        <w:lastRenderedPageBreak/>
-        <w:t>3.3. [Nome da Funcionalidade Principal 2 - Ex: Utilizando o Chatbot Inteligente] O chatbot do [Nome do Sistema do PI-VI] está pronto para te ajudar a encontrar informações ou realizar ações de forma rápida, usando sua voz ou texto.</w:t>
-      </w:r>
-    </w:p>
-    <w:p>
-      <w:pPr>
-        <w:jc w:val="both"/>
-        <w:rPr>
-          <w:rFonts w:ascii="Arial" w:hAnsi="Arial" w:cs="Arial"/>
-        </w:rPr>
-      </w:pPr>
-      <w:r>
-        <w:rPr>
-          <w:rFonts w:ascii="Arial" w:hAnsi="Arial"/>
-        </w:rPr>
-        <w:t>9 Abra o Chatbot: Na parte inferior direita da tela, clique no ícone de [Ex: "balão de fala" ou "assistente virtual"] para abrir a janela do chatbot.</w:t>
-      </w:r>
-    </w:p>
-    <w:p>
-      <w:pPr>
-        <w:jc w:val="both"/>
-        <w:rPr>
-          <w:rFonts w:ascii="Arial" w:hAnsi="Arial" w:cs="Arial"/>
-        </w:rPr>
-      </w:pPr>
-      <w:r>
-        <w:rPr>
-          <w:rFonts w:ascii="Arial" w:hAnsi="Arial"/>
-        </w:rPr>
-        <w:t>10 Escolha a forma de interação:Por voz: Clique no ícone de [Ex: "microfone"] e comece a falar sua pergunta ou comando. O sistema transcreverá sua fala.</w:t>
-      </w:r>
-    </w:p>
-    <w:p>
-      <w:pPr>
-        <w:jc w:val="both"/>
-        <w:rPr>
-          <w:rFonts w:ascii="Arial" w:hAnsi="Arial" w:cs="Arial"/>
-        </w:rPr>
-      </w:pPr>
-      <w:r>
-        <w:rPr>
-          <w:rFonts w:ascii="Arial" w:hAnsi="Arial"/>
-        </w:rPr>
-        <w:t>11 Por texto: Digite sua pergunta ou comando na caixa de texto e pressione Enter.</w:t>
-      </w:r>
-    </w:p>
-    <w:p>
-      <w:pPr>
-        <w:jc w:val="both"/>
-        <w:rPr>
-          <w:rFonts w:ascii="Arial" w:hAnsi="Arial" w:cs="Arial"/>
-        </w:rPr>
-      </w:pPr>
-      <w:r>
-        <w:rPr>
-          <w:rFonts w:ascii="Arial" w:hAnsi="Arial"/>
-        </w:rPr>
-        <w:t>12 Receba a resposta: O chatbot processará sua solicitação e apresentará a resposta ou a ação correspondente. [Ex: "Ele pode te mostrar o status de um pedido, buscar um produto ou responder a dúvidas frequentes."]</w:t>
-      </w:r>
-    </w:p>
-    <w:p>
-      <w:pPr>
-        <w:jc w:val="both"/>
-        <w:rPr>
-          <w:rFonts w:ascii="Arial" w:hAnsi="Arial" w:cs="Arial"/>
-        </w:rPr>
-      </w:pPr>
-      <w:r>
-        <w:rPr>
-          <w:rFonts w:ascii="Arial" w:hAnsi="Arial"/>
-        </w:rPr>
-        <w:t>13 Continue a conversa: Você pode continuar interagindo com o chatbot para refinar sua busca ou fazer novas perguntas. Repita esta seção para cada funcionalidade principal do seu sistema.</w:t>
+        <w:jc w:val="left"/>
+        <w:rPr>
+          <w:rFonts w:ascii="Arial" w:hAnsi="Arial" w:cs="Arial"/>
+        </w:rPr>
+      </w:pPr>
+      <w:r>
+        <w:rPr>
+          <w:rFonts w:ascii="Times New Roman" w:hAnsi="Times New Roman" w:cs="Times New Roman" w:eastAsia="Times New Roman"/>
+          <w:b/>
+          <w:sz w:val="24"/>
+        </w:rPr>
+        <w:t>3.3 Usando o Assistente Virtual (Chatbot) do DelBicos</w:t>
+      </w:r>
+    </w:p>
+    <w:p>
+      <w:pPr>
+        <w:spacing w:line="360" w:lineRule="auto"/>
+        <w:ind w:left="360" w:firstLine="709"/>
+        <w:jc w:val="both"/>
+        <w:rPr>
+          <w:rFonts w:ascii="Arial" w:hAnsi="Arial" w:cs="Arial"/>
+        </w:rPr>
+      </w:pPr>
+      <w:r>
+        <w:rPr>
+          <w:rFonts w:ascii="Times New Roman" w:hAnsi="Times New Roman"/>
+          <w:b w:val="0"/>
+          <w:sz w:val="24"/>
+        </w:rPr>
+        <w:t>O chatbot ajuda você a agendar, consultar ou cancelar um serviço sem precisar navegar pelos menus, usando linguagem natural.</w:t>
+      </w:r>
+    </w:p>
+    <w:p>
+      <w:pPr>
+        <w:spacing w:line="360" w:lineRule="auto"/>
+        <w:ind w:firstLine="709"/>
+        <w:jc w:val="both"/>
+        <w:rPr>
+          <w:rFonts w:ascii="Arial" w:hAnsi="Arial" w:cs="Arial"/>
+        </w:rPr>
+      </w:pPr>
+      <w:r>
+        <w:rPr>
+          <w:rFonts w:ascii="Times New Roman" w:hAnsi="Times New Roman" w:cs="Times New Roman" w:eastAsia="Times New Roman"/>
+          <w:sz w:val="24"/>
+        </w:rPr>
+        <w:t>9 Abra o Chatbot: toque no ícone de conversa na tela principal para abrir a janela do assistente.</w:t>
+      </w:r>
+    </w:p>
+    <w:p>
+      <w:pPr>
+        <w:spacing w:line="360" w:lineRule="auto"/>
+        <w:ind w:firstLine="709"/>
+        <w:jc w:val="both"/>
+        <w:rPr>
+          <w:rFonts w:ascii="Arial" w:hAnsi="Arial" w:cs="Arial"/>
+        </w:rPr>
+      </w:pPr>
+      <w:r>
+        <w:rPr>
+          <w:rFonts w:ascii="Times New Roman" w:hAnsi="Times New Roman" w:cs="Times New Roman" w:eastAsia="Times New Roman"/>
+          <w:sz w:val="24"/>
+        </w:rPr>
+        <w:t>10 Escreva o que precisa: digite algo como “quero agendar uma limpeza para sexta de manhã” ou “quais são meus próximos agendamentos?”.</w:t>
+      </w:r>
+    </w:p>
+    <w:p>
+      <w:pPr>
+        <w:spacing w:line="360" w:lineRule="auto"/>
+        <w:ind w:firstLine="709"/>
+        <w:jc w:val="both"/>
+        <w:rPr>
+          <w:rFonts w:ascii="Arial" w:hAnsi="Arial" w:cs="Arial"/>
+        </w:rPr>
+      </w:pPr>
+      <w:r>
+        <w:rPr>
+          <w:rFonts w:ascii="Times New Roman" w:hAnsi="Times New Roman" w:cs="Times New Roman" w:eastAsia="Times New Roman"/>
+          <w:sz w:val="24"/>
+        </w:rPr>
+        <w:t>11 Comando de voz: toque no ícone de microfone e fale seu pedido; o áudio é transcrito automaticamente e entendido pelo mesmo assistente, do mesmo jeito que se você tivesse digitado.</w:t>
+      </w:r>
+    </w:p>
+    <w:p>
+      <w:pPr>
+        <w:spacing w:line="360" w:lineRule="auto"/>
+        <w:ind w:firstLine="709"/>
+        <w:jc w:val="both"/>
+        <w:rPr>
+          <w:rFonts w:ascii="Arial" w:hAnsi="Arial" w:cs="Arial"/>
+        </w:rPr>
+      </w:pPr>
+      <w:r>
+        <w:rPr>
+          <w:rFonts w:ascii="Times New Roman" w:hAnsi="Times New Roman" w:cs="Times New Roman" w:eastAsia="Times New Roman"/>
+          <w:sz w:val="24"/>
+        </w:rPr>
+        <w:t>12 Receba a resposta: o assistente identifica sua intenção (agendar, consultar, cancelar, reagendar) e conduz a conversa passo a passo, sempre pedindo sua confirmação antes de agendar ou cancelar algo.</w:t>
+      </w:r>
+    </w:p>
+    <w:p>
+      <w:pPr>
+        <w:spacing w:line="360" w:lineRule="auto"/>
+        <w:ind w:firstLine="709"/>
+        <w:jc w:val="both"/>
+        <w:rPr>
+          <w:rFonts w:ascii="Arial" w:hAnsi="Arial" w:cs="Arial"/>
+        </w:rPr>
+      </w:pPr>
+      <w:r>
+        <w:rPr>
+          <w:rFonts w:ascii="Times New Roman" w:hAnsi="Times New Roman" w:cs="Times New Roman" w:eastAsia="Times New Roman"/>
+          <w:sz w:val="24"/>
+        </w:rPr>
+        <w:t>13 Continue a conversa: você pode responder às perguntas do assistente normalmente, como faria com uma pessoa, até concluir o agendamento; a qualquer momento pode digitar “reiniciar” para começar uma nova conversa.</w:t>
       </w:r>
     </w:p>
     <w:p>
@@ -925,6 +1000,7 @@
           <w:ilvl w:val="0"/>
           <w:numId w:val="1"/>
         </w:numPr>
+        <w:spacing w:line="360" w:lineRule="auto"/>
         <w:ind w:left="709"/>
         <w:jc w:val="both"/>
         <w:rPr>
@@ -935,111 +1011,132 @@
       </w:pPr>
       <w:r>
         <w:rPr>
-          <w:rFonts w:ascii="Arial" w:hAnsi="Arial" w:cs="Arial"/>
+          <w:rFonts w:ascii="Times New Roman" w:hAnsi="Times New Roman" w:cs="Times New Roman" w:eastAsia="Times New Roman"/>
           <w:b/>
           <w:bCs/>
+          <w:sz w:val="24"/>
         </w:rPr>
         <w:t>Perguntas Frequentes (FAQ)</w:t>
       </w:r>
     </w:p>
     <w:p>
       <w:pPr>
-        <w:jc w:val="both"/>
-        <w:rPr>
-          <w:rFonts w:ascii="Arial" w:hAnsi="Arial" w:cs="Arial"/>
-        </w:rPr>
-      </w:pPr>
-      <w:r>
-        <w:rPr>
-          <w:rFonts w:ascii="Arial" w:hAnsi="Arial" w:cs="Arial"/>
+        <w:spacing w:line="360" w:lineRule="auto"/>
+        <w:jc w:val="both"/>
+        <w:rPr>
+          <w:rFonts w:ascii="Arial" w:hAnsi="Arial" w:cs="Arial"/>
+        </w:rPr>
+      </w:pPr>
+      <w:r>
+        <w:rPr>
+          <w:rFonts w:ascii="Times New Roman" w:hAnsi="Times New Roman" w:cs="Times New Roman" w:eastAsia="Times New Roman"/>
+          <w:sz w:val="24"/>
         </w:rPr>
         <w:t>Aqui você encontra respostas para as dúvidas mais comuns sobre o</w:t>
       </w:r>
       <w:r>
         <w:rPr>
-          <w:rFonts w:ascii="Arial" w:hAnsi="Arial" w:cs="Arial"/>
+          <w:rFonts w:ascii="Times New Roman" w:hAnsi="Times New Roman" w:cs="Times New Roman" w:eastAsia="Times New Roman"/>
+          <w:sz w:val="24"/>
         </w:rPr>
         <w:t xml:space="preserve"> DelBicos</w:t>
       </w:r>
       <w:r>
         <w:rPr>
-          <w:rFonts w:ascii="Arial" w:hAnsi="Arial" w:cs="Arial"/>
+          <w:rFonts w:ascii="Times New Roman" w:hAnsi="Times New Roman" w:cs="Times New Roman" w:eastAsia="Times New Roman"/>
+          <w:sz w:val="24"/>
         </w:rPr>
         <w:t>.</w:t>
       </w:r>
     </w:p>
     <w:p>
       <w:pPr>
-        <w:jc w:val="both"/>
-        <w:rPr>
-          <w:rFonts w:ascii="Arial" w:hAnsi="Arial" w:cs="Arial"/>
-        </w:rPr>
-      </w:pPr>
-      <w:r>
-        <w:rPr>
-          <w:rFonts w:ascii="Arial" w:hAnsi="Arial" w:cs="Arial"/>
-        </w:rPr>
-        <w:t>P: Como faço para recuperar minha senha? R: Na tela de login, clique em "Esqueci minha senha". Digite seu e-mail cadastrado e siga as instruções que serão enviadas para você.</w:t>
-      </w:r>
-    </w:p>
-    <w:p>
-      <w:pPr>
-        <w:jc w:val="both"/>
-        <w:rPr>
-          <w:rFonts w:ascii="Arial" w:hAnsi="Arial" w:cs="Arial"/>
-        </w:rPr>
-      </w:pPr>
-      <w:r>
-        <w:rPr>
-          <w:rFonts w:ascii="Arial" w:hAnsi="Arial" w:cs="Arial"/>
-        </w:rPr>
-        <w:t>P: O sistema funciona no meu celular? R: Sim! O [Nome do Sistema do PI-VI] é totalmente responsivo e pode ser acessado de qualquer navegador em seu smartphone ou tablet, adaptando-se à tela do seu dispositivo.</w:t>
-      </w:r>
-    </w:p>
-    <w:p>
-      <w:pPr>
-        <w:jc w:val="both"/>
-        <w:rPr>
-          <w:rFonts w:ascii="Arial" w:hAnsi="Arial" w:cs="Arial"/>
-        </w:rPr>
-      </w:pPr>
-      <w:r>
-        <w:rPr>
-          <w:rFonts w:ascii="Arial" w:hAnsi="Arial" w:cs="Arial"/>
-        </w:rPr>
-        <w:t>P: Posso usar o sistema em mais de um computador ao mesmo tempo? R: Sim, você pode acessar sua conta em diferentes dispositivos simultaneamente. Suas informações serão sincronizadas.</w:t>
-      </w:r>
-    </w:p>
-    <w:p>
-      <w:pPr>
-        <w:jc w:val="both"/>
-        <w:rPr>
-          <w:rFonts w:ascii="Arial" w:hAnsi="Arial" w:cs="Arial"/>
-        </w:rPr>
-      </w:pPr>
-      <w:r>
-        <w:rPr>
-          <w:rFonts w:ascii="Arial" w:hAnsi="Arial" w:cs="Arial"/>
-        </w:rPr>
-        <w:t>P: Onde posso encontrar ajuda se tiver um problema que não está no FAQ? R: Você pode entrar em contato com nossa equipe de suporte através do e-mail [Ex: suporte@seusistema.com.br] ou pelo telefone [Ex: (XX) XXXX-XXXX]. Nosso horário de atendimento é [Ex: de segunda a sexta, das 9h às 18h].</w:t>
-      </w:r>
-    </w:p>
-    <w:p>
-      <w:pPr>
-        <w:jc w:val="both"/>
-        <w:rPr>
-          <w:rFonts w:ascii="Arial" w:hAnsi="Arial" w:cs="Arial"/>
-        </w:rPr>
-      </w:pPr>
-      <w:r>
-        <w:rPr>
-          <w:rFonts w:ascii="Arial" w:hAnsi="Arial" w:cs="Arial"/>
-        </w:rPr>
-        <w:t xml:space="preserve">P: [Outra Pergunta Frequente]? R: [Resposta clara e concisa]. </w:t>
-      </w:r>
-    </w:p>
-    <w:p>
-      <w:pPr>
+        <w:spacing w:line="360" w:lineRule="auto"/>
+        <w:ind w:firstLine="709"/>
+        <w:jc w:val="both"/>
+        <w:rPr>
+          <w:rFonts w:ascii="Arial" w:hAnsi="Arial" w:cs="Arial"/>
+        </w:rPr>
+      </w:pPr>
+      <w:r>
+        <w:rPr>
+          <w:rFonts w:ascii="Times New Roman" w:hAnsi="Times New Roman" w:cs="Times New Roman" w:eastAsia="Times New Roman"/>
+          <w:sz w:val="24"/>
+        </w:rPr>
+        <w:t>P: Como faço para trocar minha senha? R: Estando logado, vá em Perfil &gt; Trocar Senha e siga as instruções na tela. Um fluxo de recuperação por e-mail (para quando você esqueceu a senha e não está logado) está no roadmap do projeto.</w:t>
+      </w:r>
+    </w:p>
+    <w:p>
+      <w:pPr>
+        <w:spacing w:line="360" w:lineRule="auto"/>
+        <w:ind w:firstLine="709"/>
+        <w:jc w:val="both"/>
+        <w:rPr>
+          <w:rFonts w:ascii="Arial" w:hAnsi="Arial" w:cs="Arial"/>
+        </w:rPr>
+      </w:pPr>
+      <w:r>
+        <w:rPr>
+          <w:rFonts w:ascii="Times New Roman" w:hAnsi="Times New Roman" w:cs="Times New Roman" w:eastAsia="Times New Roman"/>
+          <w:sz w:val="24"/>
+        </w:rPr>
+        <w:t>P: O sistema funciona no meu celular? R: Sim! O DelBicos é um app nativo para Android e iOS, e também funciona pelo navegador do computador ou celular, com a mesma conta.</w:t>
+      </w:r>
+    </w:p>
+    <w:p>
+      <w:pPr>
+        <w:spacing w:line="360" w:lineRule="auto"/>
+        <w:ind w:firstLine="709"/>
+        <w:jc w:val="both"/>
+        <w:rPr>
+          <w:rFonts w:ascii="Arial" w:hAnsi="Arial" w:cs="Arial"/>
+        </w:rPr>
+      </w:pPr>
+      <w:r>
+        <w:rPr>
+          <w:rFonts w:ascii="Times New Roman" w:hAnsi="Times New Roman" w:cs="Times New Roman" w:eastAsia="Times New Roman"/>
+          <w:sz w:val="24"/>
+        </w:rPr>
+        <w:t>P: Posso usar o sistema em mais de um aparelho ao mesmo tempo? R: Sim, você pode acessar sua conta em diferentes dispositivos; seus dados ficam sincronizados no backend.</w:t>
+      </w:r>
+    </w:p>
+    <w:p>
+      <w:pPr>
+        <w:spacing w:line="360" w:lineRule="auto"/>
+        <w:ind w:firstLine="709"/>
+        <w:jc w:val="both"/>
+        <w:rPr>
+          <w:rFonts w:ascii="Arial" w:hAnsi="Arial" w:cs="Arial"/>
+        </w:rPr>
+      </w:pPr>
+      <w:r>
+        <w:rPr>
+          <w:rFonts w:ascii="Times New Roman" w:hAnsi="Times New Roman" w:cs="Times New Roman" w:eastAsia="Times New Roman"/>
+          <w:sz w:val="24"/>
+        </w:rPr>
+        <w:t>P: Onde encontro ajuda se tiver um problema que não está no FAQ? R: Use a Central de Ajuda dentro do app (tela “Ajuda”) ou fale com a equipe de suporte do DelBicos pelos canais informados no app.</w:t>
+      </w:r>
+    </w:p>
+    <w:p>
+      <w:pPr>
+        <w:spacing w:line="360" w:lineRule="auto"/>
+        <w:ind w:firstLine="709"/>
+        <w:jc w:val="both"/>
+        <w:rPr>
+          <w:rFonts w:ascii="Arial" w:hAnsi="Arial" w:cs="Arial"/>
+        </w:rPr>
+      </w:pPr>
+      <w:r>
+        <w:rPr>
+          <w:rFonts w:ascii="Times New Roman" w:hAnsi="Times New Roman" w:cs="Times New Roman" w:eastAsia="Times New Roman"/>
+          <w:sz w:val="24"/>
+        </w:rPr>
+        <w:t>P: Como cancelo um agendamento? R: Acesse “Meus Agendamentos”, abra o agendamento desejado e toque em “Cancelar”; você também pode pedir isso pelo chatbot, digitando algo como “quero cancelar meu agendamento”.</w:t>
+      </w:r>
+    </w:p>
+    <w:p>
+      <w:pPr>
+        <w:spacing w:line="360" w:lineRule="auto"/>
         <w:rPr>
           <w:rFonts w:ascii="Arial" w:hAnsi="Arial" w:cs="Arial"/>
           <w:b/>
@@ -1049,6 +1146,7 @@
     </w:p>
     <w:p>
       <w:pPr>
+        <w:spacing w:line="360" w:lineRule="auto"/>
         <w:rPr>
           <w:rFonts w:ascii="Arial" w:hAnsi="Arial" w:cs="Arial"/>
           <w:b/>
@@ -1058,6 +1156,7 @@
     </w:p>
     <w:p>
       <w:pPr>
+        <w:spacing w:line="360" w:lineRule="auto"/>
         <w:jc w:val="center"/>
         <w:rPr>
           <w:rFonts w:ascii="Arial" w:hAnsi="Arial" w:cs="Arial"/>
@@ -1066,60 +1165,56 @@
       </w:pPr>
       <w:r>
         <w:rPr>
-          <w:rFonts w:ascii="Arial" w:hAnsi="Arial" w:cs="Arial"/>
+          <w:rFonts w:ascii="Times New Roman" w:hAnsi="Times New Roman" w:cs="Times New Roman" w:eastAsia="Times New Roman"/>
           <w:color w:val="7F7F7F"/>
           <w:sz w:val="21"/>
           <w:szCs w:val="21"/>
         </w:rPr>
-        <w:t>Documento elaborado em DD/MM/</w:t>
-      </w:r>
-      <w:r>
-        <w:rPr>
-          <w:rFonts w:ascii="Arial" w:hAnsi="Arial" w:cs="Arial"/>
+        <w:t>Documento elaborado em 16/09/2026. As informações contidas são de responsabilidade da equipe de desenvolvimento do DelBicos.</w:t>
+      </w:r>
+      <w:r>
+        <w:rPr>
+          <w:rFonts w:ascii="Times New Roman" w:hAnsi="Times New Roman" w:cs="Times New Roman" w:eastAsia="Times New Roman"/>
           <w:color w:val="7F7F7F"/>
           <w:sz w:val="21"/>
           <w:szCs w:val="21"/>
         </w:rPr>
-        <w:t>2026</w:t>
-      </w:r>
-      <w:r>
-        <w:rPr>
-          <w:rFonts w:ascii="Arial" w:hAnsi="Arial" w:cs="Arial"/>
+      </w:r>
+      <w:r>
+        <w:rPr>
+          <w:rFonts w:ascii="Times New Roman" w:hAnsi="Times New Roman" w:cs="Times New Roman" w:eastAsia="Times New Roman"/>
           <w:color w:val="7F7F7F"/>
           <w:sz w:val="21"/>
           <w:szCs w:val="21"/>
         </w:rPr>
-        <w:t xml:space="preserve">. As informações contidas são de responsabilidade da equipe de desenvolvimento do </w:t>
-      </w:r>
-      <w:r>
-        <w:rPr>
-          <w:rFonts w:ascii="Arial" w:hAnsi="Arial" w:cs="Arial"/>
+      </w:r>
+      <w:r>
+        <w:rPr>
+          <w:rFonts w:ascii="Times New Roman" w:hAnsi="Times New Roman" w:cs="Times New Roman" w:eastAsia="Times New Roman"/>
           <w:color w:val="7F7F7F"/>
           <w:sz w:val="21"/>
           <w:szCs w:val="21"/>
         </w:rPr>
-        <w:t>DelBicos</w:t>
-      </w:r>
-      <w:r>
-        <w:rPr>
-          <w:rFonts w:ascii="Arial" w:hAnsi="Arial" w:cs="Arial"/>
+      </w:r>
+      <w:r>
+        <w:rPr>
+          <w:rFonts w:ascii="Times New Roman" w:hAnsi="Times New Roman" w:cs="Times New Roman" w:eastAsia="Times New Roman"/>
           <w:color w:val="7F7F7F"/>
           <w:sz w:val="21"/>
           <w:szCs w:val="21"/>
         </w:rPr>
-        <w:t>.</w:t>
-      </w:r>
-      <w:r>
-        <w:rPr>
-          <w:rFonts w:ascii="Arial" w:hAnsi="Arial" w:cs="Arial"/>
+      </w:r>
+      <w:r>
+        <w:rPr>
+          <w:rFonts w:ascii="Times New Roman" w:hAnsi="Times New Roman" w:cs="Times New Roman" w:eastAsia="Times New Roman"/>
           <w:color w:val="7F7F7F"/>
           <w:sz w:val="21"/>
         </w:rPr>
-        <w:br w:type="page"/>
-      </w:r>
-    </w:p>
-    <w:p>
-      <w:pPr>
+      </w:r>
+    </w:p>
+    <w:p>
+      <w:pPr>
+        <w:spacing w:line="360" w:lineRule="auto"/>
         <w:jc w:val="center"/>
         <w:rPr>
           <w:rFonts w:ascii="Arial" w:hAnsi="Arial" w:cs="Arial"/>
@@ -1334,7 +1429,7 @@
   <w:docDefaults>
     <w:rPrDefault>
       <w:rPr>
-        <w:rFonts w:asciiTheme="minorHAnsi" w:eastAsiaTheme="minorEastAsia" w:hAnsiTheme="minorHAnsi" w:cstheme="minorBidi"/>
+        <w:rFonts w:ascii="Times New Roman" w:hAnsi="Times New Roman" w:cs="Times New Roman" w:eastAsia="Times New Roman"/>
         <w:kern w:val="2"/>
         <w:sz w:val="24"/>
         <w:szCs w:val="24"/>
@@ -1729,6 +1824,10 @@
   <w:style w:type="paragraph" w:default="1" w:styleId="Normal">
     <w:name w:val="Normal"/>
     <w:qFormat/>
+    <w:rPr>
+      <w:rFonts w:ascii="Times New Roman" w:hAnsi="Times New Roman" w:cs="Times New Roman" w:eastAsia="Times New Roman"/>
+      <w:sz w:val="24"/>
+    </w:rPr>
   </w:style>
   <w:style w:type="paragraph" w:styleId="Heading1">
     <w:name w:val="heading 1"/>
